--- a/러시아 인권변호사/4부/4부_9화_구체제의_붕괴.docx
+++ b/러시아 인권변호사/4부/4부_9화_구체제의_붕괴.docx
@@ -226,6 +226,52 @@
           <w:i w:val="0"/>
           <w:sz w:val="22"/>
         </w:rPr>
+        <w:t>А начальник полиции Черногорска?</w:t>
+      </w:r>
+    </w:p>
+    <w:p>
+      <w:pPr>
+        <w:spacing w:before="0" w:after="110" w:line="300" w:lineRule="auto"/>
+      </w:pPr>
+      <w:r>
+        <w:rPr>
+          <w:rFonts w:ascii="Times New Roman" w:hAnsi="Times New Roman" w:eastAsia="Malgun Gothic"/>
+          <w:b/>
+          <w:i w:val="0"/>
+          <w:sz w:val="22"/>
+        </w:rPr>
+        <w:t xml:space="preserve">Крылов: </w:t>
+      </w:r>
+      <w:r>
+        <w:rPr>
+          <w:rFonts w:ascii="Times New Roman" w:hAnsi="Times New Roman" w:eastAsia="Malgun Gothic"/>
+          <w:b w:val="0"/>
+          <w:i w:val="0"/>
+          <w:sz w:val="22"/>
+        </w:rPr>
+        <w:t>Дал показания вчера ночью. Приказ снять людей с площади он получил по телефону — от человека из аппарата замминистра. Номер совпадает с номером в записях. Он очень хочет, чтобы его считали свидетелем, а не соучастником.</w:t>
+      </w:r>
+    </w:p>
+    <w:p>
+      <w:pPr>
+        <w:spacing w:before="0" w:after="110" w:line="300" w:lineRule="auto"/>
+      </w:pPr>
+      <w:r>
+        <w:rPr>
+          <w:rFonts w:ascii="Times New Roman" w:hAnsi="Times New Roman" w:eastAsia="Malgun Gothic"/>
+          <w:b/>
+          <w:i w:val="0"/>
+          <w:sz w:val="22"/>
+        </w:rPr>
+        <w:t xml:space="preserve">Лёша: </w:t>
+      </w:r>
+      <w:r>
+        <w:rPr>
+          <w:rFonts w:ascii="Times New Roman" w:hAnsi="Times New Roman" w:eastAsia="Malgun Gothic"/>
+          <w:b w:val="0"/>
+          <w:i w:val="0"/>
+          <w:sz w:val="22"/>
+        </w:rPr>
         <w:t>А у вас есть политическая воля довести это до конца?</w:t>
       </w:r>
     </w:p>
@@ -260,6 +306,52 @@
           <w:sz w:val="22"/>
         </w:rPr>
         <w:t xml:space="preserve"> Есть. Впервые за долгое время у меня есть что-то похожее на ясность.</w:t>
+      </w:r>
+    </w:p>
+    <w:p>
+      <w:pPr>
+        <w:spacing w:before="0" w:after="110" w:line="300" w:lineRule="auto"/>
+      </w:pPr>
+      <w:r>
+        <w:rPr>
+          <w:rFonts w:ascii="Times New Roman" w:hAnsi="Times New Roman" w:eastAsia="Malgun Gothic"/>
+          <w:b/>
+          <w:i w:val="0"/>
+          <w:sz w:val="22"/>
+        </w:rPr>
+        <w:t xml:space="preserve">Лёша: </w:t>
+      </w:r>
+      <w:r>
+        <w:rPr>
+          <w:rFonts w:ascii="Times New Roman" w:hAnsi="Times New Roman" w:eastAsia="Malgun Gothic"/>
+          <w:b w:val="0"/>
+          <w:i w:val="0"/>
+          <w:sz w:val="22"/>
+        </w:rPr>
+        <w:t>Сергей Александрович, вы понимаете, что после этого дороги назад не будет — и для вас тоже?</w:t>
+      </w:r>
+    </w:p>
+    <w:p>
+      <w:pPr>
+        <w:spacing w:before="0" w:after="110" w:line="300" w:lineRule="auto"/>
+      </w:pPr>
+      <w:r>
+        <w:rPr>
+          <w:rFonts w:ascii="Times New Roman" w:hAnsi="Times New Roman" w:eastAsia="Malgun Gothic"/>
+          <w:b/>
+          <w:i w:val="0"/>
+          <w:sz w:val="22"/>
+        </w:rPr>
+        <w:t xml:space="preserve">Крылов: </w:t>
+      </w:r>
+      <w:r>
+        <w:rPr>
+          <w:rFonts w:ascii="Times New Roman" w:hAnsi="Times New Roman" w:eastAsia="Malgun Gothic"/>
+          <w:b w:val="0"/>
+          <w:i w:val="0"/>
+          <w:sz w:val="22"/>
+        </w:rPr>
+        <w:t>Понимаю. Дорога назад закончилась в тот день, когда я сказал вам про Быкова. Остались только дороги вперёд. Их, по крайней мере, можно выбирать.</w:t>
       </w:r>
     </w:p>
     <w:p>
@@ -410,7 +502,7 @@
           <w:i w:val="0"/>
           <w:sz w:val="22"/>
         </w:rPr>
-        <w:t>Я знаю, господин Президент. Поэтому и пришёл к вам первым, а не к прокурору.</w:t>
+        <w:t>Я знаю, господин Президент. Он был на вашем юбилее, я сидел через стол. Поэтому и пришёл к вам первым, а не к прокурору.</w:t>
       </w:r>
     </w:p>
     <w:p>
@@ -430,10 +522,20 @@
         <w:rPr>
           <w:rFonts w:ascii="Times New Roman" w:hAnsi="Times New Roman" w:eastAsia="Malgun Gothic"/>
           <w:b w:val="0"/>
+          <w:i/>
+          <w:color w:val="555555"/>
+          <w:sz w:val="22"/>
+        </w:rPr>
+        <w:t>(тяжело)</w:t>
+      </w:r>
+      <w:r>
+        <w:rPr>
+          <w:rFonts w:ascii="Times New Roman" w:hAnsi="Times New Roman" w:eastAsia="Malgun Gothic"/>
+          <w:b w:val="0"/>
           <w:i w:val="0"/>
           <w:sz w:val="22"/>
         </w:rPr>
-        <w:t>Что вы предлагаете?</w:t>
+        <w:t xml:space="preserve"> Руденко я назначил сам. По рекомендации Игоря.</w:t>
       </w:r>
     </w:p>
     <w:p>
@@ -456,7 +558,155 @@
           <w:i w:val="0"/>
           <w:sz w:val="22"/>
         </w:rPr>
+        <w:t>Это тоже будет в материалах, господин Президент. Я не могу это вычеркнуть. И не буду.</w:t>
+      </w:r>
+    </w:p>
+    <w:p>
+      <w:pPr>
+        <w:spacing w:before="0" w:after="110" w:line="300" w:lineRule="auto"/>
+      </w:pPr>
+      <w:r>
+        <w:rPr>
+          <w:rFonts w:ascii="Times New Roman" w:hAnsi="Times New Roman" w:eastAsia="Malgun Gothic"/>
+          <w:b/>
+          <w:i w:val="0"/>
+          <w:sz w:val="22"/>
+        </w:rPr>
+        <w:t xml:space="preserve">Президент: </w:t>
+      </w:r>
+      <w:r>
+        <w:rPr>
+          <w:rFonts w:ascii="Times New Roman" w:hAnsi="Times New Roman" w:eastAsia="Malgun Gothic"/>
+          <w:b w:val="0"/>
+          <w:i w:val="0"/>
+          <w:sz w:val="22"/>
+        </w:rPr>
+        <w:t>Что вы предлагаете?</w:t>
+      </w:r>
+    </w:p>
+    <w:p>
+      <w:pPr>
+        <w:spacing w:before="0" w:after="110" w:line="300" w:lineRule="auto"/>
+      </w:pPr>
+      <w:r>
+        <w:rPr>
+          <w:rFonts w:ascii="Times New Roman" w:hAnsi="Times New Roman" w:eastAsia="Malgun Gothic"/>
+          <w:b/>
+          <w:i w:val="0"/>
+          <w:sz w:val="22"/>
+        </w:rPr>
+        <w:t xml:space="preserve">Крылов: </w:t>
+      </w:r>
+      <w:r>
+        <w:rPr>
+          <w:rFonts w:ascii="Times New Roman" w:hAnsi="Times New Roman" w:eastAsia="Malgun Gothic"/>
+          <w:b w:val="0"/>
+          <w:i w:val="0"/>
+          <w:sz w:val="22"/>
+        </w:rPr>
         <w:t>Немедленно отстранить обоих и передать материалы следствию. И, господин Президент… думаю, настало время для более серьёзного разговора о будущем всей администрации.</w:t>
+      </w:r>
+    </w:p>
+    <w:p>
+      <w:pPr>
+        <w:spacing w:before="0" w:after="110" w:line="300" w:lineRule="auto"/>
+      </w:pPr>
+      <w:r>
+        <w:rPr>
+          <w:rFonts w:ascii="Times New Roman" w:hAnsi="Times New Roman" w:eastAsia="Malgun Gothic"/>
+          <w:b/>
+          <w:i w:val="0"/>
+          <w:sz w:val="22"/>
+        </w:rPr>
+        <w:t xml:space="preserve">Президент: </w:t>
+      </w:r>
+      <w:r>
+        <w:rPr>
+          <w:rFonts w:ascii="Times New Roman" w:hAnsi="Times New Roman" w:eastAsia="Malgun Gothic"/>
+          <w:b w:val="0"/>
+          <w:i w:val="0"/>
+          <w:sz w:val="22"/>
+        </w:rPr>
+        <w:t>Вы понимаете, что говорите это человеку, который может отстранить вас самого — прямо сейчас, одним звонком?</w:t>
+      </w:r>
+    </w:p>
+    <w:p>
+      <w:pPr>
+        <w:spacing w:before="0" w:after="110" w:line="300" w:lineRule="auto"/>
+      </w:pPr>
+      <w:r>
+        <w:rPr>
+          <w:rFonts w:ascii="Times New Roman" w:hAnsi="Times New Roman" w:eastAsia="Malgun Gothic"/>
+          <w:b/>
+          <w:i w:val="0"/>
+          <w:sz w:val="22"/>
+        </w:rPr>
+        <w:t xml:space="preserve">Крылов: </w:t>
+      </w:r>
+      <w:r>
+        <w:rPr>
+          <w:rFonts w:ascii="Times New Roman" w:hAnsi="Times New Roman" w:eastAsia="Malgun Gothic"/>
+          <w:b w:val="0"/>
+          <w:i w:val="0"/>
+          <w:sz w:val="22"/>
+        </w:rPr>
+        <w:t>Понимаю, господин Президент. Звоните. Материалы уже у прокурора и ещё в двух местах. Я старый человек, но не наивный.</w:t>
+      </w:r>
+    </w:p>
+    <w:p>
+      <w:pPr>
+        <w:spacing w:before="0" w:after="110" w:line="300" w:lineRule="auto"/>
+      </w:pPr>
+      <w:r>
+        <w:rPr>
+          <w:rFonts w:ascii="Times New Roman" w:hAnsi="Times New Roman" w:eastAsia="Malgun Gothic"/>
+          <w:b/>
+          <w:i w:val="0"/>
+          <w:sz w:val="22"/>
+        </w:rPr>
+        <w:t xml:space="preserve">Президент: </w:t>
+      </w:r>
+      <w:r>
+        <w:rPr>
+          <w:rFonts w:ascii="Times New Roman" w:hAnsi="Times New Roman" w:eastAsia="Malgun Gothic"/>
+          <w:b w:val="0"/>
+          <w:i/>
+          <w:color w:val="555555"/>
+          <w:sz w:val="22"/>
+        </w:rPr>
+        <w:t>(долго смотрит на него, потом почти улыбается)</w:t>
+      </w:r>
+      <w:r>
+        <w:rPr>
+          <w:rFonts w:ascii="Times New Roman" w:hAnsi="Times New Roman" w:eastAsia="Malgun Gothic"/>
+          <w:b w:val="0"/>
+          <w:i w:val="0"/>
+          <w:sz w:val="22"/>
+        </w:rPr>
+        <w:t xml:space="preserve"> Все эти годы я думал, что вы самый верный человек в этом здании.</w:t>
+      </w:r>
+    </w:p>
+    <w:p>
+      <w:pPr>
+        <w:spacing w:before="0" w:after="110" w:line="300" w:lineRule="auto"/>
+      </w:pPr>
+      <w:r>
+        <w:rPr>
+          <w:rFonts w:ascii="Times New Roman" w:hAnsi="Times New Roman" w:eastAsia="Malgun Gothic"/>
+          <w:b/>
+          <w:i w:val="0"/>
+          <w:sz w:val="22"/>
+        </w:rPr>
+        <w:t xml:space="preserve">Крылов: </w:t>
+      </w:r>
+      <w:r>
+        <w:rPr>
+          <w:rFonts w:ascii="Times New Roman" w:hAnsi="Times New Roman" w:eastAsia="Malgun Gothic"/>
+          <w:b w:val="0"/>
+          <w:i w:val="0"/>
+          <w:sz w:val="22"/>
+        </w:rPr>
+        <w:t>Я и есть самый верный, господин Президент. Только верность моя — не тому, кому вы думали.</w:t>
       </w:r>
     </w:p>
     <w:p>
@@ -635,13 +885,22 @@
           <w:i w:val="0"/>
           <w:sz w:val="22"/>
         </w:rPr>
-        <w:t>Все заявления — в присутствии адвоката. Руки, пожалуйста.</w:t>
+        <w:t>Пётр Игоревич, я лишь исполняю постановление. Спорить будете со следователем.</w:t>
       </w:r>
     </w:p>
     <w:p>
       <w:pPr>
         <w:spacing w:before="0" w:after="110" w:line="300" w:lineRule="auto"/>
       </w:pPr>
+      <w:r>
+        <w:rPr>
+          <w:rFonts w:ascii="Times New Roman" w:hAnsi="Times New Roman" w:eastAsia="Malgun Gothic"/>
+          <w:b/>
+          <w:i w:val="0"/>
+          <w:sz w:val="22"/>
+        </w:rPr>
+        <w:t xml:space="preserve">Руденко: </w:t>
+      </w:r>
       <w:r>
         <w:rPr>
           <w:rFonts w:ascii="Times New Roman" w:hAnsi="Times New Roman" w:eastAsia="Malgun Gothic"/>
@@ -650,7 +909,16 @@
           <w:color w:val="555555"/>
           <w:sz w:val="22"/>
         </w:rPr>
-        <w:t>(параллельно, в другом кабинете)</w:t>
+        <w:t>(оглядывая кабинет, кричит в сторону двери)</w:t>
+      </w:r>
+      <w:r>
+        <w:rPr>
+          <w:rFonts w:ascii="Times New Roman" w:hAnsi="Times New Roman" w:eastAsia="Malgun Gothic"/>
+          <w:b w:val="0"/>
+          <w:i w:val="0"/>
+          <w:sz w:val="22"/>
+        </w:rPr>
+        <w:t xml:space="preserve"> Звоните в министерство! Звоните кому-нибудь!</w:t>
       </w:r>
     </w:p>
     <w:p>
@@ -664,8 +932,22 @@
           <w:i w:val="0"/>
           <w:sz w:val="22"/>
         </w:rPr>
-        <w:t xml:space="preserve">Захарченко: </w:t>
-      </w:r>
+        <w:t xml:space="preserve">Офицер: </w:t>
+      </w:r>
+      <w:r>
+        <w:rPr>
+          <w:rFonts w:ascii="Times New Roman" w:hAnsi="Times New Roman" w:eastAsia="Malgun Gothic"/>
+          <w:b w:val="0"/>
+          <w:i w:val="0"/>
+          <w:sz w:val="22"/>
+        </w:rPr>
+        <w:t>Министерство в курсе, Пётр Игоревич. Постановление завизировано там.</w:t>
+      </w:r>
+    </w:p>
+    <w:p>
+      <w:pPr>
+        <w:spacing w:before="0" w:after="110" w:line="300" w:lineRule="auto"/>
+      </w:pPr>
       <w:r>
         <w:rPr>
           <w:rFonts w:ascii="Times New Roman" w:hAnsi="Times New Roman" w:eastAsia="Malgun Gothic"/>
@@ -674,7 +956,21 @@
           <w:color w:val="555555"/>
           <w:sz w:val="22"/>
         </w:rPr>
-        <w:t>(по телефону, в панике)</w:t>
+        <w:t>(Руденко медленно опускается в кресло)</w:t>
+      </w:r>
+    </w:p>
+    <w:p>
+      <w:pPr>
+        <w:spacing w:before="0" w:after="110" w:line="300" w:lineRule="auto"/>
+      </w:pPr>
+      <w:r>
+        <w:rPr>
+          <w:rFonts w:ascii="Times New Roman" w:hAnsi="Times New Roman" w:eastAsia="Malgun Gothic"/>
+          <w:b/>
+          <w:i w:val="0"/>
+          <w:sz w:val="22"/>
+        </w:rPr>
+        <w:t xml:space="preserve">Офицер: </w:t>
       </w:r>
       <w:r>
         <w:rPr>
@@ -683,22 +979,13 @@
           <w:i w:val="0"/>
           <w:sz w:val="22"/>
         </w:rPr>
-        <w:t xml:space="preserve"> Сергей Александрович, это недоразумение! Я никогда не одобрял ничего подобного! Руденко действовал сам!</w:t>
+        <w:t>Все заявления — в присутствии адвоката. Руки, пожалуйста.</w:t>
       </w:r>
     </w:p>
     <w:p>
       <w:pPr>
         <w:spacing w:before="0" w:after="110" w:line="300" w:lineRule="auto"/>
       </w:pPr>
-      <w:r>
-        <w:rPr>
-          <w:rFonts w:ascii="Times New Roman" w:hAnsi="Times New Roman" w:eastAsia="Malgun Gothic"/>
-          <w:b/>
-          <w:i w:val="0"/>
-          <w:sz w:val="22"/>
-        </w:rPr>
-        <w:t xml:space="preserve">Крылов: </w:t>
-      </w:r>
       <w:r>
         <w:rPr>
           <w:rFonts w:ascii="Times New Roman" w:hAnsi="Times New Roman" w:eastAsia="Malgun Gothic"/>
@@ -707,7 +994,31 @@
           <w:color w:val="555555"/>
           <w:sz w:val="22"/>
         </w:rPr>
-        <w:t>(холодно)</w:t>
+        <w:t>(параллельно, в другом кабинете)</w:t>
+      </w:r>
+    </w:p>
+    <w:p>
+      <w:pPr>
+        <w:spacing w:before="0" w:after="110" w:line="300" w:lineRule="auto"/>
+      </w:pPr>
+      <w:r>
+        <w:rPr>
+          <w:rFonts w:ascii="Times New Roman" w:hAnsi="Times New Roman" w:eastAsia="Malgun Gothic"/>
+          <w:b/>
+          <w:i w:val="0"/>
+          <w:sz w:val="22"/>
+        </w:rPr>
+        <w:t xml:space="preserve">Захарченко: </w:t>
+      </w:r>
+      <w:r>
+        <w:rPr>
+          <w:rFonts w:ascii="Times New Roman" w:hAnsi="Times New Roman" w:eastAsia="Malgun Gothic"/>
+          <w:b w:val="0"/>
+          <w:i/>
+          <w:color w:val="555555"/>
+          <w:sz w:val="22"/>
+        </w:rPr>
+        <w:t>(по телефону, в панике)</w:t>
       </w:r>
       <w:r>
         <w:rPr>
@@ -716,7 +1027,7 @@
           <w:i w:val="0"/>
           <w:sz w:val="22"/>
         </w:rPr>
-        <w:t xml:space="preserve"> Разберёмся, Игорь Валентинович. В суде, как положено по закону.</w:t>
+        <w:t xml:space="preserve"> Сергей Александрович, это недоразумение! Я никогда не одобрял ничего подобного! Руденко действовал сам!</w:t>
       </w:r>
     </w:p>
     <w:p>
@@ -730,7 +1041,17 @@
           <w:i w:val="0"/>
           <w:sz w:val="22"/>
         </w:rPr>
-        <w:t xml:space="preserve">Захарченко: </w:t>
+        <w:t xml:space="preserve">Крылов: </w:t>
+      </w:r>
+      <w:r>
+        <w:rPr>
+          <w:rFonts w:ascii="Times New Roman" w:hAnsi="Times New Roman" w:eastAsia="Malgun Gothic"/>
+          <w:b w:val="0"/>
+          <w:i/>
+          <w:color w:val="555555"/>
+          <w:sz w:val="22"/>
+        </w:rPr>
+        <w:t>(холодно)</w:t>
       </w:r>
       <w:r>
         <w:rPr>
@@ -739,7 +1060,7 @@
           <w:i w:val="0"/>
           <w:sz w:val="22"/>
         </w:rPr>
-        <w:t>Вы же знаете, как это делается! Я просто не стал мешать!</w:t>
+        <w:t xml:space="preserve"> Разберёмся, Игорь Валентинович. В суде, как положено по закону.</w:t>
       </w:r>
     </w:p>
     <w:p>
@@ -753,7 +1074,7 @@
           <w:i w:val="0"/>
           <w:sz w:val="22"/>
         </w:rPr>
-        <w:t xml:space="preserve">Крылов: </w:t>
+        <w:t xml:space="preserve">Захарченко: </w:t>
       </w:r>
       <w:r>
         <w:rPr>
@@ -762,7 +1083,86 @@
           <w:i w:val="0"/>
           <w:sz w:val="22"/>
         </w:rPr>
+        <w:t>Вы же знаете, как это делается! Я просто не стал мешать!</w:t>
+      </w:r>
+    </w:p>
+    <w:p>
+      <w:pPr>
+        <w:spacing w:before="0" w:after="110" w:line="300" w:lineRule="auto"/>
+      </w:pPr>
+      <w:r>
+        <w:rPr>
+          <w:rFonts w:ascii="Times New Roman" w:hAnsi="Times New Roman" w:eastAsia="Malgun Gothic"/>
+          <w:b/>
+          <w:i w:val="0"/>
+          <w:sz w:val="22"/>
+        </w:rPr>
+        <w:t xml:space="preserve">Крылов: </w:t>
+      </w:r>
+      <w:r>
+        <w:rPr>
+          <w:rFonts w:ascii="Times New Roman" w:hAnsi="Times New Roman" w:eastAsia="Malgun Gothic"/>
+          <w:b w:val="0"/>
+          <w:i w:val="0"/>
+          <w:sz w:val="22"/>
+        </w:rPr>
         <w:t>Вот именно, Игорь Валентинович. Вы просто не стали мешать. Запишите это, пожалуйста, собственноручно.</w:t>
+      </w:r>
+    </w:p>
+    <w:p>
+      <w:pPr>
+        <w:spacing w:before="0" w:after="110" w:line="300" w:lineRule="auto"/>
+      </w:pPr>
+      <w:r>
+        <w:rPr>
+          <w:rFonts w:ascii="Times New Roman" w:hAnsi="Times New Roman" w:eastAsia="Malgun Gothic"/>
+          <w:b/>
+          <w:i w:val="0"/>
+          <w:sz w:val="22"/>
+        </w:rPr>
+        <w:t xml:space="preserve">Захарченко: </w:t>
+      </w:r>
+      <w:r>
+        <w:rPr>
+          <w:rFonts w:ascii="Times New Roman" w:hAnsi="Times New Roman" w:eastAsia="Malgun Gothic"/>
+          <w:b w:val="0"/>
+          <w:i/>
+          <w:color w:val="555555"/>
+          <w:sz w:val="22"/>
+        </w:rPr>
+        <w:t>(тихо, почти плача)</w:t>
+      </w:r>
+      <w:r>
+        <w:rPr>
+          <w:rFonts w:ascii="Times New Roman" w:hAnsi="Times New Roman" w:eastAsia="Malgun Gothic"/>
+          <w:b w:val="0"/>
+          <w:i w:val="0"/>
+          <w:sz w:val="22"/>
+        </w:rPr>
+        <w:t xml:space="preserve"> Сергей Александрович, у меня семья…</w:t>
+      </w:r>
+    </w:p>
+    <w:p>
+      <w:pPr>
+        <w:spacing w:before="0" w:after="110" w:line="300" w:lineRule="auto"/>
+      </w:pPr>
+      <w:r>
+        <w:rPr>
+          <w:rFonts w:ascii="Times New Roman" w:hAnsi="Times New Roman" w:eastAsia="Malgun Gothic"/>
+          <w:b/>
+          <w:i w:val="0"/>
+          <w:sz w:val="22"/>
+        </w:rPr>
+        <w:t xml:space="preserve">Крылов: </w:t>
+      </w:r>
+      <w:r>
+        <w:rPr>
+          <w:rFonts w:ascii="Times New Roman" w:hAnsi="Times New Roman" w:eastAsia="Malgun Gothic"/>
+          <w:b w:val="0"/>
+          <w:i w:val="0"/>
+          <w:sz w:val="22"/>
+        </w:rPr>
+        <w:t>У Орлова тоже есть мать, Игорь Валентинович. Она смотрела трансляцию из Черногорска.</w:t>
       </w:r>
     </w:p>
     <w:p>
@@ -871,7 +1271,7 @@
           <w:i w:val="0"/>
           <w:sz w:val="22"/>
         </w:rPr>
-        <w:t xml:space="preserve">Ирина: </w:t>
+        <w:t xml:space="preserve">Лёша: </w:t>
       </w:r>
       <w:r>
         <w:rPr>
@@ -880,7 +1280,7 @@
           <w:i w:val="0"/>
           <w:sz w:val="22"/>
         </w:rPr>
-        <w:t>Больше похоже на эффект домино, чем на единичные отставки.</w:t>
+        <w:t>Кто?</w:t>
       </w:r>
     </w:p>
     <w:p>
@@ -894,7 +1294,7 @@
           <w:i w:val="0"/>
           <w:sz w:val="22"/>
         </w:rPr>
-        <w:t xml:space="preserve">Гребенщиков: </w:t>
+        <w:t xml:space="preserve">Катя: </w:t>
       </w:r>
       <w:r>
         <w:rPr>
@@ -903,7 +1303,122 @@
           <w:i w:val="0"/>
           <w:sz w:val="22"/>
         </w:rPr>
+        <w:t>Министр юстиции, министр связи и министр по делам регионов. Все трое — «по состоянию здоровья».</w:t>
+      </w:r>
+    </w:p>
+    <w:p>
+      <w:pPr>
+        <w:spacing w:before="0" w:after="110" w:line="300" w:lineRule="auto"/>
+      </w:pPr>
+      <w:r>
+        <w:rPr>
+          <w:rFonts w:ascii="Times New Roman" w:hAnsi="Times New Roman" w:eastAsia="Malgun Gothic"/>
+          <w:b/>
+          <w:i w:val="0"/>
+          <w:sz w:val="22"/>
+        </w:rPr>
+        <w:t xml:space="preserve">Гребенщиков: </w:t>
+      </w:r>
+      <w:r>
+        <w:rPr>
+          <w:rFonts w:ascii="Times New Roman" w:hAnsi="Times New Roman" w:eastAsia="Malgun Gothic"/>
+          <w:b w:val="0"/>
+          <w:i w:val="0"/>
+          <w:sz w:val="22"/>
+        </w:rPr>
+        <w:t>Эпидемия, Екатерина Ивановна. Очень заразная болезнь — страх, что спросят следующим.</w:t>
+      </w:r>
+    </w:p>
+    <w:p>
+      <w:pPr>
+        <w:spacing w:before="0" w:after="110" w:line="300" w:lineRule="auto"/>
+      </w:pPr>
+      <w:r>
+        <w:rPr>
+          <w:rFonts w:ascii="Times New Roman" w:hAnsi="Times New Roman" w:eastAsia="Malgun Gothic"/>
+          <w:b/>
+          <w:i w:val="0"/>
+          <w:sz w:val="22"/>
+        </w:rPr>
+        <w:t xml:space="preserve">Ирина: </w:t>
+      </w:r>
+      <w:r>
+        <w:rPr>
+          <w:rFonts w:ascii="Times New Roman" w:hAnsi="Times New Roman" w:eastAsia="Malgun Gothic"/>
+          <w:b w:val="0"/>
+          <w:i w:val="0"/>
+          <w:sz w:val="22"/>
+        </w:rPr>
+        <w:t>Больше похоже на эффект домино, чем на единичные отставки. И прокуратура впервые за месяц перезванивает нам в тот же час.</w:t>
+      </w:r>
+    </w:p>
+    <w:p>
+      <w:pPr>
+        <w:spacing w:before="0" w:after="110" w:line="300" w:lineRule="auto"/>
+      </w:pPr>
+      <w:r>
+        <w:rPr>
+          <w:rFonts w:ascii="Times New Roman" w:hAnsi="Times New Roman" w:eastAsia="Malgun Gothic"/>
+          <w:b/>
+          <w:i w:val="0"/>
+          <w:sz w:val="22"/>
+        </w:rPr>
+        <w:t xml:space="preserve">Гребенщиков: </w:t>
+      </w:r>
+      <w:r>
+        <w:rPr>
+          <w:rFonts w:ascii="Times New Roman" w:hAnsi="Times New Roman" w:eastAsia="Malgun Gothic"/>
+          <w:b w:val="0"/>
+          <w:i w:val="0"/>
+          <w:sz w:val="22"/>
+        </w:rPr>
         <w:t>Именно так это и выглядит изнутри. Система, которая держалась на страхе и молчаливом согласии, начинает рассыпаться, как только страх исчезает у достаточного числа людей одновременно.</w:t>
+      </w:r>
+    </w:p>
+    <w:p>
+      <w:pPr>
+        <w:spacing w:before="0" w:after="110" w:line="300" w:lineRule="auto"/>
+      </w:pPr>
+      <w:r>
+        <w:rPr>
+          <w:rFonts w:ascii="Times New Roman" w:hAnsi="Times New Roman" w:eastAsia="Malgun Gothic"/>
+          <w:b/>
+          <w:i w:val="0"/>
+          <w:sz w:val="22"/>
+        </w:rPr>
+        <w:t xml:space="preserve">Лёша: </w:t>
+      </w:r>
+      <w:r>
+        <w:rPr>
+          <w:rFonts w:ascii="Times New Roman" w:hAnsi="Times New Roman" w:eastAsia="Malgun Gothic"/>
+          <w:b w:val="0"/>
+          <w:i w:val="0"/>
+          <w:sz w:val="22"/>
+        </w:rPr>
+        <w:t>Анатолий Викторович, а если сейчас кто-то наверху решит, что терять больше нечего?</w:t>
+      </w:r>
+    </w:p>
+    <w:p>
+      <w:pPr>
+        <w:spacing w:before="0" w:after="110" w:line="300" w:lineRule="auto"/>
+      </w:pPr>
+      <w:r>
+        <w:rPr>
+          <w:rFonts w:ascii="Times New Roman" w:hAnsi="Times New Roman" w:eastAsia="Malgun Gothic"/>
+          <w:b/>
+          <w:i w:val="0"/>
+          <w:sz w:val="22"/>
+        </w:rPr>
+        <w:t xml:space="preserve">Гребенщиков: </w:t>
+      </w:r>
+      <w:r>
+        <w:rPr>
+          <w:rFonts w:ascii="Times New Roman" w:hAnsi="Times New Roman" w:eastAsia="Malgun Gothic"/>
+          <w:b w:val="0"/>
+          <w:i w:val="0"/>
+          <w:sz w:val="22"/>
+        </w:rPr>
+        <w:t>Такой риск всегда есть. Но посмотрите, кто уходит: не силовики, а гражданские. Силовики ждут, куда качнётся Крылов. А Крылов уже качнулся.</w:t>
       </w:r>
     </w:p>
     <w:p>
@@ -1013,6 +1528,21 @@
           <w:color w:val="555555"/>
           <w:sz w:val="22"/>
         </w:rPr>
+        <w:t>(в штабе все замирают у экрана; Катя закрывает рот ладонью)</w:t>
+      </w:r>
+    </w:p>
+    <w:p>
+      <w:pPr>
+        <w:spacing w:before="0" w:after="110" w:line="300" w:lineRule="auto"/>
+      </w:pPr>
+      <w:r>
+        <w:rPr>
+          <w:rFonts w:ascii="Times New Roman" w:hAnsi="Times New Roman" w:eastAsia="Malgun Gothic"/>
+          <w:b w:val="0"/>
+          <w:i/>
+          <w:color w:val="555555"/>
+          <w:sz w:val="22"/>
+        </w:rPr>
         <w:t>(по всей стране на площадях — смесь ликования, недоверия, слёз)</w:t>
       </w:r>
     </w:p>
@@ -1076,30 +1606,7 @@
           <w:i w:val="0"/>
           <w:sz w:val="22"/>
         </w:rPr>
-        <w:t xml:space="preserve">Ирина: </w:t>
-      </w:r>
-      <w:r>
-        <w:rPr>
-          <w:rFonts w:ascii="Times New Roman" w:hAnsi="Times New Roman" w:eastAsia="Malgun Gothic"/>
-          <w:b w:val="0"/>
-          <w:i w:val="0"/>
-          <w:sz w:val="22"/>
-        </w:rPr>
-        <w:t>Не могу поверить, что это происходит на самом деле, а не в новостном сюжете.</w:t>
-      </w:r>
-    </w:p>
-    <w:p>
-      <w:pPr>
-        <w:spacing w:before="0" w:after="110" w:line="300" w:lineRule="auto"/>
-      </w:pPr>
-      <w:r>
-        <w:rPr>
-          <w:rFonts w:ascii="Times New Roman" w:hAnsi="Times New Roman" w:eastAsia="Malgun Gothic"/>
-          <w:b/>
-          <w:i w:val="0"/>
-          <w:sz w:val="22"/>
-        </w:rPr>
-        <w:t xml:space="preserve">Лёша: </w:t>
+        <w:t xml:space="preserve">Гребенщиков: </w:t>
       </w:r>
       <w:r>
         <w:rPr>
@@ -1109,7 +1616,7 @@
           <w:color w:val="555555"/>
           <w:sz w:val="22"/>
         </w:rPr>
-        <w:t>(тихо, обдумывая)</w:t>
+        <w:t>(снимает очки, долго протирает их)</w:t>
       </w:r>
       <w:r>
         <w:rPr>
@@ -1118,7 +1625,7 @@
           <w:i w:val="0"/>
           <w:sz w:val="22"/>
         </w:rPr>
-        <w:t xml:space="preserve"> Быков говорил мне однажды: системы редко падают от одного удара. Они падают от тысячи маленьких трещин, которые в какой-то момент сходятся в одну.</w:t>
+        <w:t xml:space="preserve"> Тридцать лет. Тридцать лет я ждал этих слов. И совсем не так себе их представлял.</w:t>
       </w:r>
     </w:p>
     <w:p>
@@ -1132,7 +1639,7 @@
           <w:i w:val="0"/>
           <w:sz w:val="22"/>
         </w:rPr>
-        <w:t xml:space="preserve">Гребенщиков: </w:t>
+        <w:t xml:space="preserve">Ирина: </w:t>
       </w:r>
       <w:r>
         <w:rPr>
@@ -1141,7 +1648,7 @@
           <w:i w:val="0"/>
           <w:sz w:val="22"/>
         </w:rPr>
-        <w:t>Полагаю, эта тысяча трещин включает Быкова, вашего отца, Дарью, Ольгу Викторовну, полмиллиона людей на улицах, одного сержанта в Казани и одного бухгалтера с ноутбуком.</w:t>
+        <w:t>А как представляли?</w:t>
       </w:r>
     </w:p>
     <w:p>
@@ -1155,7 +1662,7 @@
           <w:i w:val="0"/>
           <w:sz w:val="22"/>
         </w:rPr>
-        <w:t xml:space="preserve">Лёша: </w:t>
+        <w:t xml:space="preserve">Гребенщиков: </w:t>
       </w:r>
       <w:r>
         <w:rPr>
@@ -1164,7 +1671,7 @@
           <w:i w:val="0"/>
           <w:sz w:val="22"/>
         </w:rPr>
-        <w:t>Хотел бы я, чтобы цена была меньше.</w:t>
+        <w:t>Громче, Ирина. Я думал, будет громче. А он просто устал.</w:t>
       </w:r>
     </w:p>
     <w:p>
@@ -1178,7 +1685,7 @@
           <w:i w:val="0"/>
           <w:sz w:val="22"/>
         </w:rPr>
-        <w:t xml:space="preserve">Катя: </w:t>
+        <w:t xml:space="preserve">Ирина: </w:t>
       </w:r>
       <w:r>
         <w:rPr>
@@ -1187,7 +1694,7 @@
           <w:i w:val="0"/>
           <w:sz w:val="22"/>
         </w:rPr>
-        <w:t>Все мы хотели бы, Алексей Николаевич. Но история редко спрашивает нашего мнения о цене.</w:t>
+        <w:t>Не могу поверить, что это происходит на самом деле, а не в новостном сюжете.</w:t>
       </w:r>
     </w:p>
     <w:p>
@@ -1201,7 +1708,17 @@
           <w:i w:val="0"/>
           <w:sz w:val="22"/>
         </w:rPr>
-        <w:t xml:space="preserve">Гребенщиков: </w:t>
+        <w:t xml:space="preserve">Лёша: </w:t>
+      </w:r>
+      <w:r>
+        <w:rPr>
+          <w:rFonts w:ascii="Times New Roman" w:hAnsi="Times New Roman" w:eastAsia="Malgun Gothic"/>
+          <w:b w:val="0"/>
+          <w:i/>
+          <w:color w:val="555555"/>
+          <w:sz w:val="22"/>
+        </w:rPr>
+        <w:t>(тихо, обдумывая)</w:t>
       </w:r>
       <w:r>
         <w:rPr>
@@ -1210,7 +1727,7 @@
           <w:i w:val="0"/>
           <w:sz w:val="22"/>
         </w:rPr>
-        <w:t>Тютчев писал: «Блажен, кто посетил сей мир в его минуты роковые». Я всю жизнь считал эту строчку иронией. Сегодня не уверен.</w:t>
+        <w:t xml:space="preserve"> Быков говорил мне однажды: системы редко падают от одного удара. Они падают от тысячи маленьких трещин, которые в какой-то момент сходятся в одну.</w:t>
       </w:r>
     </w:p>
     <w:p>
@@ -1224,7 +1741,7 @@
           <w:i w:val="0"/>
           <w:sz w:val="22"/>
         </w:rPr>
-        <w:t xml:space="preserve">Лёша: </w:t>
+        <w:t xml:space="preserve">Гребенщиков: </w:t>
       </w:r>
       <w:r>
         <w:rPr>
@@ -1233,7 +1750,155 @@
           <w:i w:val="0"/>
           <w:sz w:val="22"/>
         </w:rPr>
+        <w:t>Полагаю, эта тысяча трещин включает Быкова, вашего отца, Дарью, Ольгу Викторовну, полмиллиона людей на улицах, одного сержанта в Казани и одного бухгалтера с ноутбуком.</w:t>
+      </w:r>
+    </w:p>
+    <w:p>
+      <w:pPr>
+        <w:spacing w:before="0" w:after="110" w:line="300" w:lineRule="auto"/>
+      </w:pPr>
+      <w:r>
+        <w:rPr>
+          <w:rFonts w:ascii="Times New Roman" w:hAnsi="Times New Roman" w:eastAsia="Malgun Gothic"/>
+          <w:b/>
+          <w:i w:val="0"/>
+          <w:sz w:val="22"/>
+        </w:rPr>
+        <w:t xml:space="preserve">Лёша: </w:t>
+      </w:r>
+      <w:r>
+        <w:rPr>
+          <w:rFonts w:ascii="Times New Roman" w:hAnsi="Times New Roman" w:eastAsia="Malgun Gothic"/>
+          <w:b w:val="0"/>
+          <w:i w:val="0"/>
+          <w:sz w:val="22"/>
+        </w:rPr>
+        <w:t>Хотел бы я, чтобы цена была меньше.</w:t>
+      </w:r>
+    </w:p>
+    <w:p>
+      <w:pPr>
+        <w:spacing w:before="0" w:after="110" w:line="300" w:lineRule="auto"/>
+      </w:pPr>
+      <w:r>
+        <w:rPr>
+          <w:rFonts w:ascii="Times New Roman" w:hAnsi="Times New Roman" w:eastAsia="Malgun Gothic"/>
+          <w:b/>
+          <w:i w:val="0"/>
+          <w:sz w:val="22"/>
+        </w:rPr>
+        <w:t xml:space="preserve">Катя: </w:t>
+      </w:r>
+      <w:r>
+        <w:rPr>
+          <w:rFonts w:ascii="Times New Roman" w:hAnsi="Times New Roman" w:eastAsia="Malgun Gothic"/>
+          <w:b w:val="0"/>
+          <w:i w:val="0"/>
+          <w:sz w:val="22"/>
+        </w:rPr>
+        <w:t>Все мы хотели бы, Алексей Николаевич. Но история редко спрашивает нашего мнения о цене.</w:t>
+      </w:r>
+    </w:p>
+    <w:p>
+      <w:pPr>
+        <w:spacing w:before="0" w:after="110" w:line="300" w:lineRule="auto"/>
+      </w:pPr>
+      <w:r>
+        <w:rPr>
+          <w:rFonts w:ascii="Times New Roman" w:hAnsi="Times New Roman" w:eastAsia="Malgun Gothic"/>
+          <w:b/>
+          <w:i w:val="0"/>
+          <w:sz w:val="22"/>
+        </w:rPr>
+        <w:t xml:space="preserve">Гребенщиков: </w:t>
+      </w:r>
+      <w:r>
+        <w:rPr>
+          <w:rFonts w:ascii="Times New Roman" w:hAnsi="Times New Roman" w:eastAsia="Malgun Gothic"/>
+          <w:b w:val="0"/>
+          <w:i w:val="0"/>
+          <w:sz w:val="22"/>
+        </w:rPr>
+        <w:t>«Блажен, кто посетил сей мир в его минуты роковые». Я всю жизнь считал эту строчку иронией. Сегодня не уверен.</w:t>
+      </w:r>
+    </w:p>
+    <w:p>
+      <w:pPr>
+        <w:spacing w:before="0" w:after="110" w:line="300" w:lineRule="auto"/>
+      </w:pPr>
+      <w:r>
+        <w:rPr>
+          <w:rFonts w:ascii="Times New Roman" w:hAnsi="Times New Roman" w:eastAsia="Malgun Gothic"/>
+          <w:b/>
+          <w:i w:val="0"/>
+          <w:sz w:val="22"/>
+        </w:rPr>
+        <w:t xml:space="preserve">Лёша: </w:t>
+      </w:r>
+      <w:r>
+        <w:rPr>
+          <w:rFonts w:ascii="Times New Roman" w:hAnsi="Times New Roman" w:eastAsia="Malgun Gothic"/>
+          <w:b w:val="0"/>
+          <w:i w:val="0"/>
+          <w:sz w:val="22"/>
+        </w:rPr>
         <w:t>Там дальше — «его призвали всеблагие как собеседника на пир». Только пир этот, Анатолий Викторович, оплачен не нами.</w:t>
+      </w:r>
+    </w:p>
+    <w:p>
+      <w:pPr>
+        <w:spacing w:before="0" w:after="110" w:line="300" w:lineRule="auto"/>
+      </w:pPr>
+      <w:r>
+        <w:rPr>
+          <w:rFonts w:ascii="Times New Roman" w:hAnsi="Times New Roman" w:eastAsia="Malgun Gothic"/>
+          <w:b/>
+          <w:i w:val="0"/>
+          <w:sz w:val="22"/>
+        </w:rPr>
+        <w:t xml:space="preserve">Катя: </w:t>
+      </w:r>
+      <w:r>
+        <w:rPr>
+          <w:rFonts w:ascii="Times New Roman" w:hAnsi="Times New Roman" w:eastAsia="Malgun Gothic"/>
+          <w:b w:val="0"/>
+          <w:i/>
+          <w:color w:val="555555"/>
+          <w:sz w:val="22"/>
+        </w:rPr>
+        <w:t>(тихо)</w:t>
+      </w:r>
+      <w:r>
+        <w:rPr>
+          <w:rFonts w:ascii="Times New Roman" w:hAnsi="Times New Roman" w:eastAsia="Malgun Gothic"/>
+          <w:b w:val="0"/>
+          <w:i w:val="0"/>
+          <w:sz w:val="22"/>
+        </w:rPr>
+        <w:t xml:space="preserve"> Оплачен Ольгой Викторовной. И Виктором Петровичем.</w:t>
+      </w:r>
+    </w:p>
+    <w:p>
+      <w:pPr>
+        <w:spacing w:before="0" w:after="110" w:line="300" w:lineRule="auto"/>
+      </w:pPr>
+      <w:r>
+        <w:rPr>
+          <w:rFonts w:ascii="Times New Roman" w:hAnsi="Times New Roman" w:eastAsia="Malgun Gothic"/>
+          <w:b/>
+          <w:i w:val="0"/>
+          <w:sz w:val="22"/>
+        </w:rPr>
+        <w:t xml:space="preserve">Лёша: </w:t>
+      </w:r>
+      <w:r>
+        <w:rPr>
+          <w:rFonts w:ascii="Times New Roman" w:hAnsi="Times New Roman" w:eastAsia="Malgun Gothic"/>
+          <w:b w:val="0"/>
+          <w:i w:val="0"/>
+          <w:sz w:val="22"/>
+        </w:rPr>
+        <w:t>И отцом. И Дарьей. Я не хочу, чтобы сегодня кто-нибудь в штабе кричал «ура», Катя. Пусть радуются. Но без «ура».</w:t>
       </w:r>
     </w:p>
     <w:p>
@@ -1342,6 +2007,52 @@
           <w:i w:val="0"/>
           <w:sz w:val="22"/>
         </w:rPr>
+        <w:t xml:space="preserve">Настя: </w:t>
+      </w:r>
+      <w:r>
+        <w:rPr>
+          <w:rFonts w:ascii="Times New Roman" w:hAnsi="Times New Roman" w:eastAsia="Malgun Gothic"/>
+          <w:b w:val="0"/>
+          <w:i w:val="0"/>
+          <w:sz w:val="22"/>
+        </w:rPr>
+        <w:t>Изольда Тимофеевна, вы с утра это сочиняли?</w:t>
+      </w:r>
+    </w:p>
+    <w:p>
+      <w:pPr>
+        <w:spacing w:before="0" w:after="110" w:line="300" w:lineRule="auto"/>
+      </w:pPr>
+      <w:r>
+        <w:rPr>
+          <w:rFonts w:ascii="Times New Roman" w:hAnsi="Times New Roman" w:eastAsia="Malgun Gothic"/>
+          <w:b/>
+          <w:i w:val="0"/>
+          <w:sz w:val="22"/>
+        </w:rPr>
+        <w:t xml:space="preserve">Изольда: </w:t>
+      </w:r>
+      <w:r>
+        <w:rPr>
+          <w:rFonts w:ascii="Times New Roman" w:hAnsi="Times New Roman" w:eastAsia="Malgun Gothic"/>
+          <w:b w:val="0"/>
+          <w:i w:val="0"/>
+          <w:sz w:val="22"/>
+        </w:rPr>
+        <w:t>С прошлой недели, деточка. Тридцать лет в профессии — у меня на каждый случай заготовка.</w:t>
+      </w:r>
+    </w:p>
+    <w:p>
+      <w:pPr>
+        <w:spacing w:before="0" w:after="110" w:line="300" w:lineRule="auto"/>
+      </w:pPr>
+      <w:r>
+        <w:rPr>
+          <w:rFonts w:ascii="Times New Roman" w:hAnsi="Times New Roman" w:eastAsia="Malgun Gothic"/>
+          <w:b/>
+          <w:i w:val="0"/>
+          <w:sz w:val="22"/>
+        </w:rPr>
         <w:t xml:space="preserve">Лёша: </w:t>
       </w:r>
       <w:r>
@@ -1490,7 +2201,30 @@
           <w:i w:val="0"/>
           <w:sz w:val="22"/>
         </w:rPr>
-        <w:t xml:space="preserve">Настя: </w:t>
+        <w:t xml:space="preserve">Вениамин: </w:t>
+      </w:r>
+      <w:r>
+        <w:rPr>
+          <w:rFonts w:ascii="Times New Roman" w:hAnsi="Times New Roman" w:eastAsia="Malgun Gothic"/>
+          <w:b w:val="0"/>
+          <w:i w:val="0"/>
+          <w:sz w:val="22"/>
+        </w:rPr>
+        <w:t>А мне можно не того, который громко говорит по телефону? Я не могу считать, когда рядом громко говорят.</w:t>
+      </w:r>
+    </w:p>
+    <w:p>
+      <w:pPr>
+        <w:spacing w:before="0" w:after="110" w:line="300" w:lineRule="auto"/>
+      </w:pPr>
+      <w:r>
+        <w:rPr>
+          <w:rFonts w:ascii="Times New Roman" w:hAnsi="Times New Roman" w:eastAsia="Malgun Gothic"/>
+          <w:b/>
+          <w:i w:val="0"/>
+          <w:sz w:val="22"/>
+        </w:rPr>
+        <w:t xml:space="preserve">Лёша: </w:t>
       </w:r>
       <w:r>
         <w:rPr>
@@ -1500,7 +2234,7 @@
           <w:color w:val="555555"/>
           <w:sz w:val="22"/>
         </w:rPr>
-        <w:t>(Кириллу, тихо)</w:t>
+        <w:t>(улыбается)</w:t>
       </w:r>
       <w:r>
         <w:rPr>
@@ -1509,7 +2243,7 @@
           <w:i w:val="0"/>
           <w:sz w:val="22"/>
         </w:rPr>
-        <w:t xml:space="preserve"> Ты хотел спорить.</w:t>
+        <w:t xml:space="preserve"> Передам Максиму Игоревичу. Тихого — Вениамину Олеговичу.</w:t>
       </w:r>
     </w:p>
     <w:p>
@@ -1523,7 +2257,7 @@
           <w:i w:val="0"/>
           <w:sz w:val="22"/>
         </w:rPr>
-        <w:t xml:space="preserve">Кирилл: </w:t>
+        <w:t xml:space="preserve">Настя: </w:t>
       </w:r>
       <w:r>
         <w:rPr>
@@ -1533,7 +2267,7 @@
           <w:color w:val="555555"/>
           <w:sz w:val="22"/>
         </w:rPr>
-        <w:t>(так же тихо)</w:t>
+        <w:t>(Кириллу, тихо)</w:t>
       </w:r>
       <w:r>
         <w:rPr>
@@ -1542,7 +2276,7 @@
           <w:i w:val="0"/>
           <w:sz w:val="22"/>
         </w:rPr>
-        <w:t xml:space="preserve"> Я хотел. Но ты же всё равно согласишься.</w:t>
+        <w:t xml:space="preserve"> Ты хотел спорить.</w:t>
       </w:r>
     </w:p>
     <w:p>
@@ -1556,7 +2290,17 @@
           <w:i w:val="0"/>
           <w:sz w:val="22"/>
         </w:rPr>
-        <w:t xml:space="preserve">Изольда: </w:t>
+        <w:t xml:space="preserve">Кирилл: </w:t>
+      </w:r>
+      <w:r>
+        <w:rPr>
+          <w:rFonts w:ascii="Times New Roman" w:hAnsi="Times New Roman" w:eastAsia="Malgun Gothic"/>
+          <w:b w:val="0"/>
+          <w:i/>
+          <w:color w:val="555555"/>
+          <w:sz w:val="22"/>
+        </w:rPr>
+        <w:t>(так же тихо)</w:t>
       </w:r>
       <w:r>
         <w:rPr>
@@ -1565,7 +2309,142 @@
           <w:i w:val="0"/>
           <w:sz w:val="22"/>
         </w:rPr>
+        <w:t xml:space="preserve"> Я хотел. Но ты же всё равно согласишься.</w:t>
+      </w:r>
+    </w:p>
+    <w:p>
+      <w:pPr>
+        <w:spacing w:before="0" w:after="110" w:line="300" w:lineRule="auto"/>
+      </w:pPr>
+      <w:r>
+        <w:rPr>
+          <w:rFonts w:ascii="Times New Roman" w:hAnsi="Times New Roman" w:eastAsia="Malgun Gothic"/>
+          <w:b/>
+          <w:i w:val="0"/>
+          <w:sz w:val="22"/>
+        </w:rPr>
+        <w:t xml:space="preserve">Изольда: </w:t>
+      </w:r>
+      <w:r>
+        <w:rPr>
+          <w:rFonts w:ascii="Times New Roman" w:hAnsi="Times New Roman" w:eastAsia="Malgun Gothic"/>
+          <w:b w:val="0"/>
+          <w:i w:val="0"/>
+          <w:sz w:val="22"/>
+        </w:rPr>
         <w:t>Голубки. Чай стынет.</w:t>
+      </w:r>
+    </w:p>
+    <w:p>
+      <w:pPr>
+        <w:spacing w:before="0" w:after="110" w:line="300" w:lineRule="auto"/>
+      </w:pPr>
+      <w:r>
+        <w:rPr>
+          <w:rFonts w:ascii="Times New Roman" w:hAnsi="Times New Roman" w:eastAsia="Malgun Gothic"/>
+          <w:b/>
+          <w:i w:val="0"/>
+          <w:sz w:val="22"/>
+        </w:rPr>
+        <w:t xml:space="preserve">Лёша: </w:t>
+      </w:r>
+      <w:r>
+        <w:rPr>
+          <w:rFonts w:ascii="Times New Roman" w:hAnsi="Times New Roman" w:eastAsia="Malgun Gothic"/>
+          <w:b w:val="0"/>
+          <w:i w:val="0"/>
+          <w:sz w:val="22"/>
+        </w:rPr>
+        <w:t>Изольда Тимофеевна, а шампанское после выборов — это обещание?</w:t>
+      </w:r>
+    </w:p>
+    <w:p>
+      <w:pPr>
+        <w:spacing w:before="0" w:after="110" w:line="300" w:lineRule="auto"/>
+      </w:pPr>
+      <w:r>
+        <w:rPr>
+          <w:rFonts w:ascii="Times New Roman" w:hAnsi="Times New Roman" w:eastAsia="Malgun Gothic"/>
+          <w:b/>
+          <w:i w:val="0"/>
+          <w:sz w:val="22"/>
+        </w:rPr>
+        <w:t xml:space="preserve">Изольда: </w:t>
+      </w:r>
+      <w:r>
+        <w:rPr>
+          <w:rFonts w:ascii="Times New Roman" w:hAnsi="Times New Roman" w:eastAsia="Malgun Gothic"/>
+          <w:b w:val="0"/>
+          <w:i w:val="0"/>
+          <w:sz w:val="22"/>
+        </w:rPr>
+        <w:t>Это условие, Алексей Николаевич. Четвёртое.</w:t>
+      </w:r>
+    </w:p>
+    <w:p>
+      <w:pPr>
+        <w:spacing w:before="0" w:after="110" w:line="300" w:lineRule="auto"/>
+      </w:pPr>
+      <w:r>
+        <w:rPr>
+          <w:rFonts w:ascii="Times New Roman" w:hAnsi="Times New Roman" w:eastAsia="Malgun Gothic"/>
+          <w:b/>
+          <w:i w:val="0"/>
+          <w:sz w:val="22"/>
+        </w:rPr>
+        <w:t xml:space="preserve">Кирилл: </w:t>
+      </w:r>
+      <w:r>
+        <w:rPr>
+          <w:rFonts w:ascii="Times New Roman" w:hAnsi="Times New Roman" w:eastAsia="Malgun Gothic"/>
+          <w:b w:val="0"/>
+          <w:i/>
+          <w:color w:val="555555"/>
+          <w:sz w:val="22"/>
+        </w:rPr>
+        <w:t>(Насте, тихо)</w:t>
+      </w:r>
+      <w:r>
+        <w:rPr>
+          <w:rFonts w:ascii="Times New Roman" w:hAnsi="Times New Roman" w:eastAsia="Malgun Gothic"/>
+          <w:b w:val="0"/>
+          <w:i w:val="0"/>
+          <w:sz w:val="22"/>
+        </w:rPr>
+        <w:t xml:space="preserve"> Она только что дописала пункт в договор.</w:t>
+      </w:r>
+    </w:p>
+    <w:p>
+      <w:pPr>
+        <w:spacing w:before="0" w:after="110" w:line="300" w:lineRule="auto"/>
+      </w:pPr>
+      <w:r>
+        <w:rPr>
+          <w:rFonts w:ascii="Times New Roman" w:hAnsi="Times New Roman" w:eastAsia="Malgun Gothic"/>
+          <w:b/>
+          <w:i w:val="0"/>
+          <w:sz w:val="22"/>
+        </w:rPr>
+        <w:t xml:space="preserve">Настя: </w:t>
+      </w:r>
+      <w:r>
+        <w:rPr>
+          <w:rFonts w:ascii="Times New Roman" w:hAnsi="Times New Roman" w:eastAsia="Malgun Gothic"/>
+          <w:b w:val="0"/>
+          <w:i/>
+          <w:color w:val="555555"/>
+          <w:sz w:val="22"/>
+        </w:rPr>
+        <w:t>(так же тихо)</w:t>
+      </w:r>
+      <w:r>
+        <w:rPr>
+          <w:rFonts w:ascii="Times New Roman" w:hAnsi="Times New Roman" w:eastAsia="Malgun Gothic"/>
+          <w:b w:val="0"/>
+          <w:i w:val="0"/>
+          <w:sz w:val="22"/>
+        </w:rPr>
+        <w:t xml:space="preserve"> Без согласования. Как мы любим.</w:t>
       </w:r>
     </w:p>
     <w:p>
@@ -1716,7 +2595,7 @@
           <w:i w:val="0"/>
           <w:sz w:val="22"/>
         </w:rPr>
-        <w:t>Старая элита сегодня развалилась не потому, что вы сильны, Алексей Николаевич. А потому, что они тянули в разные стороны. Как у Крылова: «Когда в товарищах согласья нет, на лад их дело не пойдёт».</w:t>
+        <w:t>Старая элита сегодня развалилась не потому, что вы сильны, Алексей Николаевич. А потому, что каждый в ней тянул в свою сторону и все одновременно искали, куда бы переплыть. Рыба ищет, где глубже, а человек — где лучше. Я просто начал искать раньше других.</w:t>
       </w:r>
     </w:p>
     <w:p>
@@ -1739,7 +2618,7 @@
           <w:i w:val="0"/>
           <w:sz w:val="22"/>
         </w:rPr>
-        <w:t>Лебедь, Рак и Щука. Интересно, кем в этой басне вы считаете себя.</w:t>
+        <w:t>Рыба, которая слишком долго ищет, где глубже, Аркадий Дмитриевич, обычно находит сеть.</w:t>
       </w:r>
     </w:p>
     <w:p>
@@ -1772,7 +2651,63 @@
           <w:i w:val="0"/>
           <w:sz w:val="22"/>
         </w:rPr>
-        <w:t xml:space="preserve"> Тем, кто вовремя вылез из воза. Прагматизм — единственное, что позволило мне выжить в этой стране тридцать лет. Возможно, однажды и вам он пригодится больше, чем кажется сейчас.</w:t>
+        <w:t xml:space="preserve"> Значит, буду держаться подальше от сетей. Прагматизм — единственное, что позволило мне выжить в этой стране тридцать лет. Возможно, однажды и вам он пригодится больше, чем кажется сейчас.</w:t>
+      </w:r>
+    </w:p>
+    <w:p>
+      <w:pPr>
+        <w:spacing w:before="0" w:after="110" w:line="300" w:lineRule="auto"/>
+      </w:pPr>
+      <w:r>
+        <w:rPr>
+          <w:rFonts w:ascii="Times New Roman" w:hAnsi="Times New Roman" w:eastAsia="Malgun Gothic"/>
+          <w:b/>
+          <w:i w:val="0"/>
+          <w:sz w:val="22"/>
+        </w:rPr>
+        <w:t xml:space="preserve">Лёша: </w:t>
+      </w:r>
+      <w:r>
+        <w:rPr>
+          <w:rFonts w:ascii="Times New Roman" w:hAnsi="Times New Roman" w:eastAsia="Malgun Gothic"/>
+          <w:b w:val="0"/>
+          <w:i w:val="0"/>
+          <w:sz w:val="22"/>
+        </w:rPr>
+        <w:t>Возможно. Но тогда я позвоню не вам, Аркадий Дмитриевич.</w:t>
+      </w:r>
+    </w:p>
+    <w:p>
+      <w:pPr>
+        <w:spacing w:before="0" w:after="110" w:line="300" w:lineRule="auto"/>
+      </w:pPr>
+      <w:r>
+        <w:rPr>
+          <w:rFonts w:ascii="Times New Roman" w:hAnsi="Times New Roman" w:eastAsia="Malgun Gothic"/>
+          <w:b/>
+          <w:i w:val="0"/>
+          <w:sz w:val="22"/>
+        </w:rPr>
+        <w:t xml:space="preserve">Литвинов: </w:t>
+      </w:r>
+      <w:r>
+        <w:rPr>
+          <w:rFonts w:ascii="Times New Roman" w:hAnsi="Times New Roman" w:eastAsia="Malgun Gothic"/>
+          <w:b w:val="0"/>
+          <w:i/>
+          <w:color w:val="555555"/>
+          <w:sz w:val="22"/>
+        </w:rPr>
+        <w:t>(весело)</w:t>
+      </w:r>
+      <w:r>
+        <w:rPr>
+          <w:rFonts w:ascii="Times New Roman" w:hAnsi="Times New Roman" w:eastAsia="Malgun Gothic"/>
+          <w:b w:val="0"/>
+          <w:i w:val="0"/>
+          <w:sz w:val="22"/>
+        </w:rPr>
+        <w:t xml:space="preserve"> Позвоните. Все звонят не мне — а потом всё равно мне.</w:t>
       </w:r>
     </w:p>
     <w:p>
@@ -1972,6 +2907,118 @@
           <w:i w:val="0"/>
           <w:sz w:val="22"/>
         </w:rPr>
+        <w:t>Не питайте. Мне придётся решать не за один сегодняшний день, а за сорок лет. И за Быкова.</w:t>
+      </w:r>
+    </w:p>
+    <w:p>
+      <w:pPr>
+        <w:spacing w:before="0" w:after="110" w:line="300" w:lineRule="auto"/>
+      </w:pPr>
+      <w:r>
+        <w:rPr>
+          <w:rFonts w:ascii="Times New Roman" w:hAnsi="Times New Roman" w:eastAsia="Malgun Gothic"/>
+          <w:b/>
+          <w:i w:val="0"/>
+          <w:sz w:val="22"/>
+        </w:rPr>
+        <w:t xml:space="preserve">Крылов: </w:t>
+      </w:r>
+      <w:r>
+        <w:rPr>
+          <w:rFonts w:ascii="Times New Roman" w:hAnsi="Times New Roman" w:eastAsia="Malgun Gothic"/>
+          <w:b w:val="0"/>
+          <w:i/>
+          <w:color w:val="555555"/>
+          <w:sz w:val="22"/>
+        </w:rPr>
+        <w:t>(после паузы)</w:t>
+      </w:r>
+      <w:r>
+        <w:rPr>
+          <w:rFonts w:ascii="Times New Roman" w:hAnsi="Times New Roman" w:eastAsia="Malgun Gothic"/>
+          <w:b w:val="0"/>
+          <w:i w:val="0"/>
+          <w:sz w:val="22"/>
+        </w:rPr>
+        <w:t xml:space="preserve"> Справедливо. Я и не прошу скидки. Я прошу только, чтобы считали всё — и то, и другое.</w:t>
+      </w:r>
+    </w:p>
+    <w:p>
+      <w:pPr>
+        <w:spacing w:before="0" w:after="110" w:line="300" w:lineRule="auto"/>
+      </w:pPr>
+      <w:r>
+        <w:rPr>
+          <w:rFonts w:ascii="Times New Roman" w:hAnsi="Times New Roman" w:eastAsia="Malgun Gothic"/>
+          <w:b/>
+          <w:i w:val="0"/>
+          <w:sz w:val="22"/>
+        </w:rPr>
+        <w:t xml:space="preserve">Лёша: </w:t>
+      </w:r>
+      <w:r>
+        <w:rPr>
+          <w:rFonts w:ascii="Times New Roman" w:hAnsi="Times New Roman" w:eastAsia="Malgun Gothic"/>
+          <w:b w:val="0"/>
+          <w:i w:val="0"/>
+          <w:sz w:val="22"/>
+        </w:rPr>
+        <w:t>Считать у нас есть кому, Сергей Александрович. Вы же сами видели.</w:t>
+      </w:r>
+    </w:p>
+    <w:p>
+      <w:pPr>
+        <w:spacing w:before="0" w:after="110" w:line="300" w:lineRule="auto"/>
+      </w:pPr>
+      <w:r>
+        <w:rPr>
+          <w:rFonts w:ascii="Times New Roman" w:hAnsi="Times New Roman" w:eastAsia="Malgun Gothic"/>
+          <w:b/>
+          <w:i w:val="0"/>
+          <w:sz w:val="22"/>
+        </w:rPr>
+        <w:t xml:space="preserve">Крылов: </w:t>
+      </w:r>
+      <w:r>
+        <w:rPr>
+          <w:rFonts w:ascii="Times New Roman" w:hAnsi="Times New Roman" w:eastAsia="Malgun Gothic"/>
+          <w:b w:val="0"/>
+          <w:i/>
+          <w:color w:val="555555"/>
+          <w:sz w:val="22"/>
+        </w:rPr>
+        <w:t>(сухо, но без обиды)</w:t>
+      </w:r>
+      <w:r>
+        <w:rPr>
+          <w:rFonts w:ascii="Times New Roman" w:hAnsi="Times New Roman" w:eastAsia="Malgun Gothic"/>
+          <w:b w:val="0"/>
+          <w:i w:val="0"/>
+          <w:sz w:val="22"/>
+        </w:rPr>
+        <w:t xml:space="preserve"> Видел. Ваш Стрешнев считает лучше половины моего управления.</w:t>
+      </w:r>
+    </w:p>
+    <w:p>
+      <w:pPr>
+        <w:spacing w:before="0" w:after="110" w:line="300" w:lineRule="auto"/>
+      </w:pPr>
+      <w:r>
+        <w:rPr>
+          <w:rFonts w:ascii="Times New Roman" w:hAnsi="Times New Roman" w:eastAsia="Malgun Gothic"/>
+          <w:b/>
+          <w:i w:val="0"/>
+          <w:sz w:val="22"/>
+        </w:rPr>
+        <w:t xml:space="preserve">Лёша: </w:t>
+      </w:r>
+      <w:r>
+        <w:rPr>
+          <w:rFonts w:ascii="Times New Roman" w:hAnsi="Times New Roman" w:eastAsia="Malgun Gothic"/>
+          <w:b w:val="0"/>
+          <w:i w:val="0"/>
+          <w:sz w:val="22"/>
+        </w:rPr>
         <w:t>Разберёмся, Сергей Александрович, когда придёт время. Пока — спасибо за то, что вы сделали сегодня.</w:t>
       </w:r>
     </w:p>
@@ -2137,6 +3184,98 @@
           <w:i w:val="0"/>
           <w:sz w:val="22"/>
         </w:rPr>
+        <w:t xml:space="preserve">Ирина: </w:t>
+      </w:r>
+      <w:r>
+        <w:rPr>
+          <w:rFonts w:ascii="Times New Roman" w:hAnsi="Times New Roman" w:eastAsia="Malgun Gothic"/>
+          <w:b w:val="0"/>
+          <w:i w:val="0"/>
+          <w:sz w:val="22"/>
+        </w:rPr>
+        <w:t>Вы как будто не рады.</w:t>
+      </w:r>
+    </w:p>
+    <w:p>
+      <w:pPr>
+        <w:spacing w:before="0" w:after="110" w:line="300" w:lineRule="auto"/>
+      </w:pPr>
+      <w:r>
+        <w:rPr>
+          <w:rFonts w:ascii="Times New Roman" w:hAnsi="Times New Roman" w:eastAsia="Malgun Gothic"/>
+          <w:b/>
+          <w:i w:val="0"/>
+          <w:sz w:val="22"/>
+        </w:rPr>
+        <w:t xml:space="preserve">Лёша: </w:t>
+      </w:r>
+      <w:r>
+        <w:rPr>
+          <w:rFonts w:ascii="Times New Roman" w:hAnsi="Times New Roman" w:eastAsia="Malgun Gothic"/>
+          <w:b w:val="0"/>
+          <w:i w:val="0"/>
+          <w:sz w:val="22"/>
+        </w:rPr>
+        <w:t>Рад, Ирина. Но я помню, что Быков говорил про победы: самая опасная минута — сразу после неё. Когда кажется, что уже всё.</w:t>
+      </w:r>
+    </w:p>
+    <w:p>
+      <w:pPr>
+        <w:spacing w:before="0" w:after="110" w:line="300" w:lineRule="auto"/>
+      </w:pPr>
+      <w:r>
+        <w:rPr>
+          <w:rFonts w:ascii="Times New Roman" w:hAnsi="Times New Roman" w:eastAsia="Malgun Gothic"/>
+          <w:b/>
+          <w:i w:val="0"/>
+          <w:sz w:val="22"/>
+        </w:rPr>
+        <w:t xml:space="preserve">Ирина: </w:t>
+      </w:r>
+      <w:r>
+        <w:rPr>
+          <w:rFonts w:ascii="Times New Roman" w:hAnsi="Times New Roman" w:eastAsia="Malgun Gothic"/>
+          <w:b w:val="0"/>
+          <w:i w:val="0"/>
+          <w:sz w:val="22"/>
+        </w:rPr>
+        <w:t>А что на самом деле?</w:t>
+      </w:r>
+    </w:p>
+    <w:p>
+      <w:pPr>
+        <w:spacing w:before="0" w:after="110" w:line="300" w:lineRule="auto"/>
+      </w:pPr>
+      <w:r>
+        <w:rPr>
+          <w:rFonts w:ascii="Times New Roman" w:hAnsi="Times New Roman" w:eastAsia="Malgun Gothic"/>
+          <w:b/>
+          <w:i w:val="0"/>
+          <w:sz w:val="22"/>
+        </w:rPr>
+        <w:t xml:space="preserve">Лёша: </w:t>
+      </w:r>
+      <w:r>
+        <w:rPr>
+          <w:rFonts w:ascii="Times New Roman" w:hAnsi="Times New Roman" w:eastAsia="Malgun Gothic"/>
+          <w:b w:val="0"/>
+          <w:i w:val="0"/>
+          <w:sz w:val="22"/>
+        </w:rPr>
+        <w:t>А на самом деле через три недели нас будут судить не за то, кто ушёл, а за то, кто придёт.</w:t>
+      </w:r>
+    </w:p>
+    <w:p>
+      <w:pPr>
+        <w:spacing w:before="0" w:after="110" w:line="300" w:lineRule="auto"/>
+      </w:pPr>
+      <w:r>
+        <w:rPr>
+          <w:rFonts w:ascii="Times New Roman" w:hAnsi="Times New Roman" w:eastAsia="Malgun Gothic"/>
+          <w:b/>
+          <w:i w:val="0"/>
+          <w:sz w:val="22"/>
+        </w:rPr>
         <w:t xml:space="preserve">Катя: </w:t>
       </w:r>
       <w:r>
@@ -2157,6 +3296,108 @@
           <w:sz w:val="22"/>
         </w:rPr>
         <w:t xml:space="preserve"> Штаб просит вас сказать несколько слов, Алексей Николаевич. Люди внизу хотят услышать это от вас, а не из телевизора.</w:t>
+      </w:r>
+    </w:p>
+    <w:p>
+      <w:pPr>
+        <w:spacing w:before="0" w:after="110" w:line="300" w:lineRule="auto"/>
+      </w:pPr>
+      <w:r>
+        <w:rPr>
+          <w:rFonts w:ascii="Times New Roman" w:hAnsi="Times New Roman" w:eastAsia="Malgun Gothic"/>
+          <w:b/>
+          <w:i w:val="0"/>
+          <w:sz w:val="22"/>
+        </w:rPr>
+        <w:t xml:space="preserve">Лёша: </w:t>
+      </w:r>
+      <w:r>
+        <w:rPr>
+          <w:rFonts w:ascii="Times New Roman" w:hAnsi="Times New Roman" w:eastAsia="Malgun Gothic"/>
+          <w:b w:val="0"/>
+          <w:i w:val="0"/>
+          <w:sz w:val="22"/>
+        </w:rPr>
+        <w:t>Что им сказать, Катя? Я не готовил.</w:t>
+      </w:r>
+    </w:p>
+    <w:p>
+      <w:pPr>
+        <w:spacing w:before="0" w:after="110" w:line="300" w:lineRule="auto"/>
+      </w:pPr>
+      <w:r>
+        <w:rPr>
+          <w:rFonts w:ascii="Times New Roman" w:hAnsi="Times New Roman" w:eastAsia="Malgun Gothic"/>
+          <w:b/>
+          <w:i w:val="0"/>
+          <w:sz w:val="22"/>
+        </w:rPr>
+        <w:t xml:space="preserve">Катя: </w:t>
+      </w:r>
+      <w:r>
+        <w:rPr>
+          <w:rFonts w:ascii="Times New Roman" w:hAnsi="Times New Roman" w:eastAsia="Malgun Gothic"/>
+          <w:b w:val="0"/>
+          <w:i w:val="0"/>
+          <w:sz w:val="22"/>
+        </w:rPr>
+        <w:t>Скажите то же, что сейчас Ирине. Только громче.</w:t>
+      </w:r>
+    </w:p>
+    <w:p>
+      <w:pPr>
+        <w:spacing w:before="0" w:after="110" w:line="300" w:lineRule="auto"/>
+      </w:pPr>
+      <w:r>
+        <w:rPr>
+          <w:rFonts w:ascii="Times New Roman" w:hAnsi="Times New Roman" w:eastAsia="Malgun Gothic"/>
+          <w:b/>
+          <w:i w:val="0"/>
+          <w:sz w:val="22"/>
+        </w:rPr>
+        <w:t xml:space="preserve">Лёша: </w:t>
+      </w:r>
+      <w:r>
+        <w:rPr>
+          <w:rFonts w:ascii="Times New Roman" w:hAnsi="Times New Roman" w:eastAsia="Malgun Gothic"/>
+          <w:b w:val="0"/>
+          <w:i/>
+          <w:color w:val="555555"/>
+          <w:sz w:val="22"/>
+        </w:rPr>
+        <w:t>(усмехается)</w:t>
+      </w:r>
+      <w:r>
+        <w:rPr>
+          <w:rFonts w:ascii="Times New Roman" w:hAnsi="Times New Roman" w:eastAsia="Malgun Gothic"/>
+          <w:b w:val="0"/>
+          <w:i w:val="0"/>
+          <w:sz w:val="22"/>
+        </w:rPr>
+        <w:t xml:space="preserve"> Громче я умею. Тише — это у вас лучше получается, Катя.</w:t>
+      </w:r>
+    </w:p>
+    <w:p>
+      <w:pPr>
+        <w:spacing w:before="0" w:after="110" w:line="300" w:lineRule="auto"/>
+      </w:pPr>
+      <w:r>
+        <w:rPr>
+          <w:rFonts w:ascii="Times New Roman" w:hAnsi="Times New Roman" w:eastAsia="Malgun Gothic"/>
+          <w:b/>
+          <w:i w:val="0"/>
+          <w:sz w:val="22"/>
+        </w:rPr>
+        <w:t xml:space="preserve">Катя: </w:t>
+      </w:r>
+      <w:r>
+        <w:rPr>
+          <w:rFonts w:ascii="Times New Roman" w:hAnsi="Times New Roman" w:eastAsia="Malgun Gothic"/>
+          <w:b w:val="0"/>
+          <w:i w:val="0"/>
+          <w:sz w:val="22"/>
+        </w:rPr>
+        <w:t>Не льстите, Алексей Николаевич. Люди ждут.</w:t>
       </w:r>
     </w:p>
     <w:p>
@@ -2219,7 +3460,7 @@
           <w:i w:val="0"/>
           <w:sz w:val="22"/>
         </w:rPr>
-        <w:t>Фёдор Тютчев, «Цицерон» (1830): «Блажен, кто посетил сей мир / В его минуты роковые! / Его призвали всеблагие / Как собеседника на пир»</w:t>
+        <w:t>Фёдор Тютчев, «Цицерон» (1830): «Блажен, кто посетил сей мир / В его минуты роковые!»</w:t>
       </w:r>
       <w:r>
         <w:rPr>
@@ -2228,7 +3469,7 @@
           <w:i w:val="0"/>
           <w:sz w:val="22"/>
         </w:rPr>
-        <w:t xml:space="preserve"> — 역사적 격변의 순간을 목격하는 축복과 무게를 노래한 시. 대통령 하야 직후 그레벤시코프가 앞 두 행을, 료샤가 뒤 두 행을 이어 받으며 "그 잔치의 값은 우리가 치르지 않았다"고 희생자들을 떠올린다 (장면 6).</w:t>
+        <w:t xml:space="preserve"> — 한국어 해설: 역사적 격변의 순간을 목격하는 축복과 무게를 노래한 시. 대통령 하야 직후 그레벤시코프가 이 두 행을 읊고, 료샤가 이어지는 두 행("его призвали всеблагие как собеседника на пир")을 받으며 "그 잔치의 값은 우리가 치르지 않았다"고 희생자들을 떠올린다 (장면 6).</w:t>
       </w:r>
     </w:p>
     <w:p>
@@ -2242,7 +3483,7 @@
           <w:i w:val="0"/>
           <w:sz w:val="22"/>
         </w:rPr>
-        <w:t>Иван Крылов, басня «Лебедь, Рак да Щука» (1814): «Когда в товарищах согласья нет, / На лад их дело не пойдёт»</w:t>
+        <w:t>Русская пословица: «Рыба ищет, где глубже, а человек</w:t>
       </w:r>
       <w:r>
         <w:rPr>
@@ -2251,7 +3492,7 @@
           <w:i w:val="0"/>
           <w:sz w:val="22"/>
         </w:rPr>
-        <w:t xml:space="preserve"> — 서로 다른 방향으로 수레를 끄는 세 짐승의 우화. 리트비노프가 구엘리트의 붕괴를 이렇게 풀이하고, 료샤가 "당신은 그 우화에서 누구냐"고 되묻는다 (장면 8).</w:t>
+        <w:t xml:space="preserve"> — где лучше» — 한국어 해설: 누구나 더 나은 자리를 찾아간다는 속담(달 사전 수록). 하야 발표 직후 전화한 리트비노프가 구엘리트가 "각자 헤엄쳐 갈 곳을 찾다 무너졌다"며 이 속담으로 자신의 변신을 정당화하고 "나는 남보다 먼저 찾았을 뿐"이라고 한다. 료샤는 "너무 오래 더 깊은 곳을 찾는 물고기는 결국 그물을 만난다"고 받아쳐, 5부까지 이어질 리트비노프와의 긴장을 예고한다 (장면 8).</w:t>
       </w:r>
     </w:p>
     <w:p>
